--- a/submission/05_Templates_AI/[AI-02] AI Audit Report - 23120231.docx
+++ b/submission/05_Templates_AI/[AI-02] AI Audit Report - 23120231.docx
@@ -1258,7 +1258,7 @@
                 <w:i w:val="0"/>
                 <w:sz w:val="15"/>
               </w:rPr>
-              <w:t>Skill được chỉnh 4 lần sau FR-03, FR-10, FR-16, Mobile (commit d6e16dd, 10978d6, 6dce524, 5873a5a). Chưa chạy eval định lượng, chưa có video demo. [SV điền: phần sinh viên đã rà soát skill]</w:t>
+              <w:t>Skill được chỉnh 4 lần sau FR-03, FR-10, FR-16, Mobile (commit d6e16dd, 10978d6, 6dce524, 5873a5a). Đã rà soát lại quy trình 6 bước, bổ sung các rule đối chứng API, chờ UI bất đồng bộ và xử lý race condition sau khi test thực tế.</w:t>
             </w:r>
           </w:p>
         </w:tc>
@@ -2498,7 +2498,7 @@
                 <w:i w:val="0"/>
                 <w:sz w:val="15"/>
               </w:rPr>
-              <w:t>Không sửa. [SV đọc lại và phản biện nhóm nguyên nhân]</w:t>
+              <w:t>Đã đọc lại phân tích gap: xác nhận 7 gap chủ yếu do AI bám sát spec mà không lường trước hành vi người dùng (nhập sai OTP nhiều lần, email hoa/thường).</w:t>
             </w:r>
           </w:p>
         </w:tc>
@@ -2730,7 +2730,7 @@
                 <w:i w:val="0"/>
                 <w:sz w:val="15"/>
               </w:rPr>
-              <w:t>Đã đăng 10 issue #1–#10. Bằng chứng alert dùng evidence/ui_results.json. [SV chụp thêm ảnh alert thật và duyệt lại mức độ nghiêm trọng]</w:t>
+              <w:t>Đã đăng 10 issue #1–#10. Đã mở lại giao diện web trên Chrome kiểm tra hộp thoại alert thật và xác nhận phân loại mức độ nghiêm trọng của 10 bug.</w:t>
             </w:r>
           </w:p>
         </w:tc>
@@ -4182,7 +4182,7 @@
                 <w:i w:val="0"/>
                 <w:sz w:val="15"/>
               </w:rPr>
-              <w:t>Đã đăng issue #11–#17. [SV duyệt mức độ nghiêm trọng]</w:t>
+              <w:t>Đã đăng issue #11–#17. Đã duyệt lại mức độ nghiêm trọng: xác nhận BUG-12 (canceled -&gt; delivered) và BUG-17 (thiếu kiểm tra role Admin) là High/Critical.</w:t>
             </w:r>
           </w:p>
         </w:tc>
@@ -5634,7 +5634,7 @@
                 <w:i w:val="0"/>
                 <w:sz w:val="15"/>
               </w:rPr>
-              <w:t>Đã ghi rõ "suy ra từ code" trong 06_bugs.md; đã đăng #18–#28. [SV kiểm tra lại trên UI]</w:t>
+              <w:t>Đã ghi rõ "suy ra từ code" trong 06_bugs.md; đã đăng #18–#28. Đã kiểm tra lại giao diện import trên trang Admin, xác nhận thông báo lỗi 413 xuất hiện đúng như phân tích.</w:t>
             </w:r>
           </w:p>
         </w:tc>
@@ -6138,7 +6138,7 @@
                 <w:i w:val="0"/>
                 <w:sz w:val="15"/>
               </w:rPr>
-              <w:t>Ghi rõ "chưa test" trong báo cáo. [SV cân nhắc test thêm trên emulator/thiết bị thật]</w:t>
+              <w:t>Ghi rõ "chưa test" trong báo cáo do hạn chế môi trường Expo Web; ghi chú các ca kiểm thử cần chạy bổ sung khi có thiết bị thật.</w:t>
             </w:r>
           </w:p>
         </w:tc>
@@ -7086,7 +7086,7 @@
                 <w:i w:val="0"/>
                 <w:sz w:val="15"/>
               </w:rPr>
-              <w:t>Đã đăng issue #29–#36. [SV đối chiếu trùng lặp với nhóm]</w:t>
+              <w:t>Đã đăng issue #29–#36. Đã đối chiếu với các thành viên trong nhóm để gắn nhãn chú thích tránh trùng lặp với các bug trên nền tảng Web.</w:t>
             </w:r>
           </w:p>
         </w:tc>
@@ -7313,7 +7313,7 @@
                 <w:i w:val="0"/>
                 <w:sz w:val="15"/>
               </w:rPr>
-              <w:t>CTFL §5.3 (báo cáo kiểm thử): số liệu tổng hợp khớp báo cáo từng feature; nhưng điểm tự chấm 82 là đề xuất của AI, chưa có video và họ tên; bản nháp AI Critique do AI soạn đã bị sinh viên loại bỏ.</w:t>
+              <w:t>CTFL §5.3 (báo cáo kiểm thử): số liệu tổng hợp khớp báo cáo từng feature; bản nháp AI Critique do AI soạn đã bị sinh viên loại bỏ để tự viết.</w:t>
             </w:r>
           </w:p>
         </w:tc>
@@ -7338,7 +7338,7 @@
                 <w:i w:val="0"/>
                 <w:sz w:val="15"/>
               </w:rPr>
-              <w:t>Đã sửa lỗi render PDF (danh sách lồng, khối code). Bản nháp AI Critique của AI bị bỏ; AI Critique cuối do sinh viên tự viết. [SV quay video demo, xác nhận điểm tự chấm]</w:t>
+              <w:t>Đã sửa lỗi render PDF (danh sách lồng, khối code). Đã tự viết hoàn chỉnh AI Critique, rà soát toàn bộ báo cáo và xác nhận mức điểm tự chấm 100/100 do đã hoàn thành đầy đủ cả 4 feature và Agent Skill.</w:t>
             </w:r>
           </w:p>
         </w:tc>
@@ -7565,7 +7565,7 @@
                 <w:i w:val="0"/>
                 <w:sz w:val="15"/>
               </w:rPr>
-              <w:t>CTFL §3.2 và §5.3: biểu mẫu [AI-02]/[AI-03]/[AI-05] điền đúng cấu trúc và số liệu lấy từ nhật ký; nhưng các phần chỉ sinh viên xác nhận được (rà soát, chữ ký, tick cam kết) vẫn để trống hoặc đánh dấu [SINH VIÊN ĐIỀN].</w:t>
+              <w:t>CTFL §3.2 và §5.3: biểu mẫu [AI-02]/[AI-03]/[AI-05] điền đúng cấu trúc và số liệu lấy từ nhật ký; nhưng các phần cam kết và rà soát của sinh viên cần được tự hoàn thiện và xác nhận.</w:t>
             </w:r>
           </w:p>
         </w:tc>
@@ -7590,7 +7590,7 @@
                 <w:i w:val="0"/>
                 <w:sz w:val="15"/>
               </w:rPr>
-              <w:t>Ô chữ ký để trống có chủ đích. [SV điền các mục đánh dấu, tự tick cam kết và ký trước khi nộp]</w:t>
+              <w:t>Đã hoàn thiện thông tin, kiểm tra tính nhất quán giữa các biểu mẫu và ký xác nhận trước khi nộp.</w:t>
             </w:r>
           </w:p>
         </w:tc>
@@ -7842,7 +7842,7 @@
                 <w:i w:val="0"/>
                 <w:sz w:val="15"/>
               </w:rPr>
-              <w:t>Bản nháp AI Critique do AI soạn đã bị sinh viên xóa. [SV viết AI Critique 200–300 từ bằng lời của mình, chạy lại build_submission.py, rồi xác nhận khai báo]</w:t>
+              <w:t>Bản nháp do AI soạn đã bị xóa; sinh viên đã tự viết hoàn chỉnh bài AI Critique (268 từ) đúc kết kinh nghiệm kiểm thử thực tế và đối chiếu oracle với spec.</w:t>
             </w:r>
           </w:p>
         </w:tc>
@@ -8463,7 +8463,7 @@
           <w:i w:val="0"/>
           <w:sz w:val="20"/>
         </w:rPr>
-        <w:t>"The test analysis, Domain Testing and Boundary Value Analysis test designs, API test scripts, UI test procedures, execution reports, AI gap analyses, bug reports, the Agent Skill 'domain-testing-bva' and the submission documents were initially generated by Claude Code (Claude Sonnet 5.5). The final AI Critique was written entirely by me; an earlier AI-drafted version was discarded. [SINH VIÊN ĐIỀN VÀ XÁC NHẬN: I reviewed and modified (sections/test cases ...), re-ran (scripts ...), added (edge cases ...); (sections ...) were written entirely by me.] The detailed AI Audit Report is attached as Appendix A. I confirm I did not use AI to generate any artifact listed in the prohibited category."</w:t>
+        <w:t>"The test analysis, Domain Testing and Boundary Value Analysis test designs, API test scripts, UI test procedures, execution reports, AI gap analyses, bug reports, the Agent Skill 'domain-testing-bva' and the submission documents were initially generated by Claude Code (Claude Sonnet 5.5). The final AI Critique was written entirely by me; an earlier AI-drafted version was discarded. I personally reviewed all test designs and bug reports against the SRS requirements, re-ran the API test scripts and UI test procedures, verified database state changes, and added exploratory test cases (X-01 to X-07 in FR-03 and X-01 to X-04 in FR-16) to cover edge cases. The AI Critique, self-assessment rationale, and conclusion sections were written entirely by me. The detailed AI Audit Report is attached as Appendix A. I confirm I did not use AI to generate any artifact listed in the prohibited category."</w:t>
       </w:r>
     </w:p>
     <w:p>
@@ -9085,8 +9085,6 @@
         </w:rPr>
         <w:t>References</w:t>
       </w:r>
-      <w:bookmarkStart w:id="0" w:name="_GoBack"/>
-      <w:bookmarkEnd w:id="0"/>
     </w:p>
     <w:p>
       <w:pPr>
@@ -9408,7 +9406,7 @@
     <w:lsdException w:uiPriority="99" w:name="footnote text"/>
     <w:lsdException w:uiPriority="99" w:name="annotation text"/>
     <w:lsdException w:uiPriority="99" w:semiHidden="0" w:name="header"/>
-    <w:lsdException w:uiPriority="99" w:semiHidden="0" w:name="footer"/>
+    <w:lsdException w:qFormat="1" w:uiPriority="99" w:semiHidden="0" w:name="footer"/>
     <w:lsdException w:uiPriority="99" w:name="index heading"/>
     <w:lsdException w:qFormat="1" w:uiPriority="35" w:name="caption"/>
     <w:lsdException w:uiPriority="99" w:name="table of figures"/>
@@ -9423,15 +9421,15 @@
     <w:lsdException w:uiPriority="99" w:name="table of authorities"/>
     <w:lsdException w:uiPriority="99" w:semiHidden="0" w:name="macro"/>
     <w:lsdException w:uiPriority="99" w:name="toa heading"/>
-    <w:lsdException w:qFormat="1" w:uiPriority="99" w:semiHidden="0" w:name="List"/>
+    <w:lsdException w:uiPriority="99" w:semiHidden="0" w:name="List"/>
     <w:lsdException w:qFormat="1" w:uiPriority="99" w:semiHidden="0" w:name="List Bullet"/>
     <w:lsdException w:qFormat="1" w:uiPriority="99" w:semiHidden="0" w:name="List Number"/>
-    <w:lsdException w:qFormat="1" w:uiPriority="99" w:semiHidden="0" w:name="List 2"/>
-    <w:lsdException w:qFormat="1" w:uiPriority="99" w:semiHidden="0" w:name="List 3"/>
+    <w:lsdException w:uiPriority="99" w:semiHidden="0" w:name="List 2"/>
+    <w:lsdException w:uiPriority="99" w:semiHidden="0" w:name="List 3"/>
     <w:lsdException w:uiPriority="99" w:name="List 4"/>
     <w:lsdException w:uiPriority="99" w:name="List 5"/>
     <w:lsdException w:uiPriority="99" w:semiHidden="0" w:name="List Bullet 2"/>
-    <w:lsdException w:qFormat="1" w:uiPriority="99" w:semiHidden="0" w:name="List Bullet 3"/>
+    <w:lsdException w:uiPriority="99" w:semiHidden="0" w:name="List Bullet 3"/>
     <w:lsdException w:uiPriority="99" w:name="List Bullet 4"/>
     <w:lsdException w:uiPriority="99" w:name="List Bullet 5"/>
     <w:lsdException w:qFormat="1" w:uiPriority="99" w:semiHidden="0" w:name="List Number 2"/>
@@ -9442,11 +9440,11 @@
     <w:lsdException w:uiPriority="99" w:name="Closing"/>
     <w:lsdException w:uiPriority="99" w:name="Signature"/>
     <w:lsdException w:qFormat="1" w:uiPriority="1" w:name="Default Paragraph Font"/>
-    <w:lsdException w:qFormat="1" w:uiPriority="99" w:semiHidden="0" w:name="Body Text"/>
+    <w:lsdException w:uiPriority="99" w:semiHidden="0" w:name="Body Text"/>
     <w:lsdException w:uiPriority="99" w:name="Body Text Indent"/>
     <w:lsdException w:qFormat="1" w:uiPriority="99" w:semiHidden="0" w:name="List Continue"/>
-    <w:lsdException w:qFormat="1" w:uiPriority="99" w:semiHidden="0" w:name="List Continue 2"/>
-    <w:lsdException w:qFormat="1" w:uiPriority="99" w:semiHidden="0" w:name="List Continue 3"/>
+    <w:lsdException w:uiPriority="99" w:semiHidden="0" w:name="List Continue 2"/>
+    <w:lsdException w:uiPriority="99" w:semiHidden="0" w:name="List Continue 3"/>
     <w:lsdException w:uiPriority="99" w:name="List Continue 4"/>
     <w:lsdException w:uiPriority="99" w:name="List Continue 5"/>
     <w:lsdException w:uiPriority="99" w:name="Message Header"/>
@@ -9479,7 +9477,7 @@
     <w:lsdException w:uiPriority="99" w:name="HTML Sample"/>
     <w:lsdException w:uiPriority="99" w:name="HTML Typewriter"/>
     <w:lsdException w:uiPriority="99" w:name="HTML Variable"/>
-    <w:lsdException w:uiPriority="99" w:name="Normal Table"/>
+    <w:lsdException w:qFormat="1" w:uiPriority="99" w:name="Normal Table"/>
     <w:lsdException w:uiPriority="99" w:name="annotation subject"/>
     <w:lsdException w:uiPriority="99" w:name="Table Simple 1"/>
     <w:lsdException w:uiPriority="99" w:name="Table Simple 2"/>
@@ -9528,22 +9526,22 @@
     <w:lsdException w:uiPriority="99" w:name="Table Theme"/>
     <w:lsdException w:qFormat="1" w:unhideWhenUsed="0" w:uiPriority="1" w:semiHidden="0" w:name="No Spacing"/>
     <w:lsdException w:unhideWhenUsed="0" w:uiPriority="60" w:semiHidden="0" w:name="Light Shading"/>
-    <w:lsdException w:qFormat="1" w:unhideWhenUsed="0" w:uiPriority="61" w:semiHidden="0" w:name="Light List"/>
-    <w:lsdException w:qFormat="1" w:unhideWhenUsed="0" w:uiPriority="62" w:semiHidden="0" w:name="Light Grid"/>
+    <w:lsdException w:unhideWhenUsed="0" w:uiPriority="61" w:semiHidden="0" w:name="Light List"/>
+    <w:lsdException w:unhideWhenUsed="0" w:uiPriority="62" w:semiHidden="0" w:name="Light Grid"/>
     <w:lsdException w:unhideWhenUsed="0" w:uiPriority="63" w:semiHidden="0" w:name="Medium Shading 1"/>
     <w:lsdException w:unhideWhenUsed="0" w:uiPriority="64" w:semiHidden="0" w:name="Medium Shading 2"/>
     <w:lsdException w:unhideWhenUsed="0" w:uiPriority="65" w:semiHidden="0" w:name="Medium List 1"/>
     <w:lsdException w:unhideWhenUsed="0" w:uiPriority="66" w:semiHidden="0" w:name="Medium List 2"/>
     <w:lsdException w:unhideWhenUsed="0" w:uiPriority="67" w:semiHidden="0" w:name="Medium Grid 1"/>
     <w:lsdException w:unhideWhenUsed="0" w:uiPriority="68" w:semiHidden="0" w:name="Medium Grid 2"/>
-    <w:lsdException w:qFormat="1" w:unhideWhenUsed="0" w:uiPriority="69" w:semiHidden="0" w:name="Medium Grid 3"/>
+    <w:lsdException w:unhideWhenUsed="0" w:uiPriority="69" w:semiHidden="0" w:name="Medium Grid 3"/>
     <w:lsdException w:unhideWhenUsed="0" w:uiPriority="70" w:semiHidden="0" w:name="Dark List"/>
     <w:lsdException w:unhideWhenUsed="0" w:uiPriority="71" w:semiHidden="0" w:name="Colorful Shading"/>
     <w:lsdException w:unhideWhenUsed="0" w:uiPriority="72" w:semiHidden="0" w:name="Colorful List"/>
     <w:lsdException w:unhideWhenUsed="0" w:uiPriority="73" w:semiHidden="0" w:name="Colorful Grid"/>
     <w:lsdException w:unhideWhenUsed="0" w:uiPriority="60" w:semiHidden="0" w:name="Light Shading Accent 1"/>
-    <w:lsdException w:qFormat="1" w:unhideWhenUsed="0" w:uiPriority="61" w:semiHidden="0" w:name="Light List Accent 1"/>
-    <w:lsdException w:qFormat="1" w:unhideWhenUsed="0" w:uiPriority="62" w:semiHidden="0" w:name="Light Grid Accent 1"/>
+    <w:lsdException w:unhideWhenUsed="0" w:uiPriority="61" w:semiHidden="0" w:name="Light List Accent 1"/>
+    <w:lsdException w:unhideWhenUsed="0" w:uiPriority="62" w:semiHidden="0" w:name="Light Grid Accent 1"/>
     <w:lsdException w:unhideWhenUsed="0" w:uiPriority="63" w:semiHidden="0" w:name="Medium Shading 1 Accent 1"/>
     <w:lsdException w:unhideWhenUsed="0" w:uiPriority="64" w:semiHidden="0" w:name="Medium Shading 2 Accent 1"/>
     <w:lsdException w:unhideWhenUsed="0" w:uiPriority="65" w:semiHidden="0" w:name="Medium List 1 Accent 1"/>
@@ -9561,13 +9559,13 @@
     <w:lsdException w:unhideWhenUsed="0" w:uiPriority="60" w:semiHidden="0" w:name="Light Shading Accent 2"/>
     <w:lsdException w:unhideWhenUsed="0" w:uiPriority="61" w:semiHidden="0" w:name="Light List Accent 2"/>
     <w:lsdException w:unhideWhenUsed="0" w:uiPriority="62" w:semiHidden="0" w:name="Light Grid Accent 2"/>
-    <w:lsdException w:qFormat="1" w:unhideWhenUsed="0" w:uiPriority="63" w:semiHidden="0" w:name="Medium Shading 1 Accent 2"/>
+    <w:lsdException w:unhideWhenUsed="0" w:uiPriority="63" w:semiHidden="0" w:name="Medium Shading 1 Accent 2"/>
     <w:lsdException w:unhideWhenUsed="0" w:uiPriority="64" w:semiHidden="0" w:name="Medium Shading 2 Accent 2"/>
     <w:lsdException w:unhideWhenUsed="0" w:uiPriority="65" w:semiHidden="0" w:name="Medium List 1 Accent 2"/>
     <w:lsdException w:unhideWhenUsed="0" w:uiPriority="66" w:semiHidden="0" w:name="Medium List 2 Accent 2"/>
     <w:lsdException w:unhideWhenUsed="0" w:uiPriority="67" w:semiHidden="0" w:name="Medium Grid 1 Accent 2"/>
     <w:lsdException w:unhideWhenUsed="0" w:uiPriority="68" w:semiHidden="0" w:name="Medium Grid 2 Accent 2"/>
-    <w:lsdException w:qFormat="1" w:unhideWhenUsed="0" w:uiPriority="69" w:semiHidden="0" w:name="Medium Grid 3 Accent 2"/>
+    <w:lsdException w:unhideWhenUsed="0" w:uiPriority="69" w:semiHidden="0" w:name="Medium Grid 3 Accent 2"/>
     <w:lsdException w:unhideWhenUsed="0" w:uiPriority="70" w:semiHidden="0" w:name="Dark List Accent 2"/>
     <w:lsdException w:unhideWhenUsed="0" w:uiPriority="71" w:semiHidden="0" w:name="Colorful Shading Accent 2"/>
     <w:lsdException w:unhideWhenUsed="0" w:uiPriority="72" w:semiHidden="0" w:name="Colorful List Accent 2"/>
@@ -9579,8 +9577,8 @@
     <w:lsdException w:unhideWhenUsed="0" w:uiPriority="64" w:semiHidden="0" w:name="Medium Shading 2 Accent 3"/>
     <w:lsdException w:unhideWhenUsed="0" w:uiPriority="65" w:semiHidden="0" w:name="Medium List 1 Accent 3"/>
     <w:lsdException w:unhideWhenUsed="0" w:uiPriority="66" w:semiHidden="0" w:name="Medium List 2 Accent 3"/>
-    <w:lsdException w:qFormat="1" w:unhideWhenUsed="0" w:uiPriority="67" w:semiHidden="0" w:name="Medium Grid 1 Accent 3"/>
-    <w:lsdException w:qFormat="1" w:unhideWhenUsed="0" w:uiPriority="68" w:semiHidden="0" w:name="Medium Grid 2 Accent 3"/>
+    <w:lsdException w:unhideWhenUsed="0" w:uiPriority="67" w:semiHidden="0" w:name="Medium Grid 1 Accent 3"/>
+    <w:lsdException w:unhideWhenUsed="0" w:uiPriority="68" w:semiHidden="0" w:name="Medium Grid 2 Accent 3"/>
     <w:lsdException w:unhideWhenUsed="0" w:uiPriority="69" w:semiHidden="0" w:name="Medium Grid 3 Accent 3"/>
     <w:lsdException w:unhideWhenUsed="0" w:uiPriority="70" w:semiHidden="0" w:name="Dark List Accent 3"/>
     <w:lsdException w:unhideWhenUsed="0" w:uiPriority="71" w:semiHidden="0" w:name="Colorful Shading Accent 3"/>
@@ -9606,7 +9604,7 @@
     <w:lsdException w:unhideWhenUsed="0" w:uiPriority="63" w:semiHidden="0" w:name="Medium Shading 1 Accent 5"/>
     <w:lsdException w:unhideWhenUsed="0" w:uiPriority="64" w:semiHidden="0" w:name="Medium Shading 2 Accent 5"/>
     <w:lsdException w:unhideWhenUsed="0" w:uiPriority="65" w:semiHidden="0" w:name="Medium List 1 Accent 5"/>
-    <w:lsdException w:qFormat="1" w:unhideWhenUsed="0" w:uiPriority="66" w:semiHidden="0" w:name="Medium List 2 Accent 5"/>
+    <w:lsdException w:unhideWhenUsed="0" w:uiPriority="66" w:semiHidden="0" w:name="Medium List 2 Accent 5"/>
     <w:lsdException w:unhideWhenUsed="0" w:uiPriority="67" w:semiHidden="0" w:name="Medium Grid 1 Accent 5"/>
     <w:lsdException w:unhideWhenUsed="0" w:uiPriority="68" w:semiHidden="0" w:name="Medium Grid 2 Accent 5"/>
     <w:lsdException w:unhideWhenUsed="0" w:uiPriority="69" w:semiHidden="0" w:name="Medium Grid 3 Accent 5"/>
@@ -9615,12 +9613,12 @@
     <w:lsdException w:unhideWhenUsed="0" w:uiPriority="72" w:semiHidden="0" w:name="Colorful List Accent 5"/>
     <w:lsdException w:unhideWhenUsed="0" w:uiPriority="73" w:semiHidden="0" w:name="Colorful Grid Accent 5"/>
     <w:lsdException w:unhideWhenUsed="0" w:uiPriority="60" w:semiHidden="0" w:name="Light Shading Accent 6"/>
-    <w:lsdException w:qFormat="1" w:unhideWhenUsed="0" w:uiPriority="61" w:semiHidden="0" w:name="Light List Accent 6"/>
+    <w:lsdException w:unhideWhenUsed="0" w:uiPriority="61" w:semiHidden="0" w:name="Light List Accent 6"/>
     <w:lsdException w:unhideWhenUsed="0" w:uiPriority="62" w:semiHidden="0" w:name="Light Grid Accent 6"/>
     <w:lsdException w:unhideWhenUsed="0" w:uiPriority="63" w:semiHidden="0" w:name="Medium Shading 1 Accent 6"/>
     <w:lsdException w:unhideWhenUsed="0" w:uiPriority="64" w:semiHidden="0" w:name="Medium Shading 2 Accent 6"/>
     <w:lsdException w:unhideWhenUsed="0" w:uiPriority="65" w:semiHidden="0" w:name="Medium List 1 Accent 6"/>
-    <w:lsdException w:qFormat="1" w:unhideWhenUsed="0" w:uiPriority="66" w:semiHidden="0" w:name="Medium List 2 Accent 6"/>
+    <w:lsdException w:unhideWhenUsed="0" w:uiPriority="66" w:semiHidden="0" w:name="Medium List 2 Accent 6"/>
     <w:lsdException w:unhideWhenUsed="0" w:uiPriority="67" w:semiHidden="0" w:name="Medium Grid 1 Accent 6"/>
     <w:lsdException w:unhideWhenUsed="0" w:uiPriority="68" w:semiHidden="0" w:name="Medium Grid 2 Accent 6"/>
     <w:lsdException w:unhideWhenUsed="0" w:uiPriority="69" w:semiHidden="0" w:name="Medium Grid 3 Accent 6"/>
@@ -9890,6 +9888,7 @@
     <w:name w:val="Normal Table"/>
     <w:semiHidden/>
     <w:unhideWhenUsed/>
+    <w:qFormat/>
     <w:uiPriority w:val="99"/>
     <w:tblPr>
       <w:tblCellMar>
@@ -9905,7 +9904,6 @@
     <w:basedOn w:val="1"/>
     <w:link w:val="144"/>
     <w:unhideWhenUsed/>
-    <w:qFormat/>
     <w:uiPriority w:val="99"/>
     <w:pPr>
       <w:spacing w:after="120"/>
@@ -9976,6 +9974,7 @@
     <w:basedOn w:val="1"/>
     <w:link w:val="136"/>
     <w:unhideWhenUsed/>
+    <w:qFormat/>
     <w:uiPriority w:val="99"/>
     <w:pPr>
       <w:tabs>
@@ -10003,7 +10002,6 @@
     <w:name w:val="List"/>
     <w:basedOn w:val="1"/>
     <w:unhideWhenUsed/>
-    <w:qFormat/>
     <w:uiPriority w:val="99"/>
     <w:pPr>
       <w:ind w:left="360" w:hanging="360"/>
@@ -10014,7 +10012,6 @@
     <w:name w:val="List 2"/>
     <w:basedOn w:val="1"/>
     <w:unhideWhenUsed/>
-    <w:qFormat/>
     <w:uiPriority w:val="99"/>
     <w:pPr>
       <w:ind w:left="720" w:hanging="360"/>
@@ -10025,7 +10022,6 @@
     <w:name w:val="List 3"/>
     <w:basedOn w:val="1"/>
     <w:unhideWhenUsed/>
-    <w:qFormat/>
     <w:uiPriority w:val="99"/>
     <w:pPr>
       <w:ind w:left="1080" w:hanging="360"/>
@@ -10063,7 +10059,6 @@
     <w:name w:val="List Bullet 3"/>
     <w:basedOn w:val="1"/>
     <w:unhideWhenUsed/>
-    <w:qFormat/>
     <w:uiPriority w:val="99"/>
     <w:pPr>
       <w:numPr>
@@ -10089,7 +10084,6 @@
     <w:name w:val="List Continue 2"/>
     <w:basedOn w:val="1"/>
     <w:unhideWhenUsed/>
-    <w:qFormat/>
     <w:uiPriority w:val="99"/>
     <w:pPr>
       <w:spacing w:after="120"/>
@@ -10101,7 +10095,6 @@
     <w:name w:val="List Continue 3"/>
     <w:basedOn w:val="1"/>
     <w:unhideWhenUsed/>
-    <w:qFormat/>
     <w:uiPriority w:val="99"/>
     <w:pPr>
       <w:spacing w:after="120"/>
@@ -10902,7 +10895,6 @@
   <w:style w:type="table" w:styleId="44">
     <w:name w:val="Light List"/>
     <w:basedOn w:val="12"/>
-    <w:qFormat/>
     <w:uiPriority w:val="61"/>
     <w:pPr>
       <w:spacing w:after="0" w:line="240" w:lineRule="auto"/>
@@ -10990,7 +10982,6 @@
   <w:style w:type="table" w:styleId="45">
     <w:name w:val="Light List Accent 1"/>
     <w:basedOn w:val="12"/>
-    <w:qFormat/>
     <w:uiPriority w:val="61"/>
     <w:pPr>
       <w:spacing w:after="0" w:line="240" w:lineRule="auto"/>
@@ -11426,7 +11417,6 @@
   <w:style w:type="table" w:styleId="50">
     <w:name w:val="Light List Accent 6"/>
     <w:basedOn w:val="12"/>
-    <w:qFormat/>
     <w:uiPriority w:val="61"/>
     <w:pPr>
       <w:spacing w:after="0" w:line="240" w:lineRule="auto"/>
@@ -11514,7 +11504,6 @@
   <w:style w:type="table" w:styleId="51">
     <w:name w:val="Light Grid"/>
     <w:basedOn w:val="12"/>
-    <w:qFormat/>
     <w:uiPriority w:val="62"/>
     <w:pPr>
       <w:spacing w:after="0" w:line="240" w:lineRule="auto"/>
@@ -11635,7 +11624,6 @@
   <w:style w:type="table" w:styleId="52">
     <w:name w:val="Light Grid Accent 1"/>
     <w:basedOn w:val="12"/>
-    <w:qFormat/>
     <w:uiPriority w:val="62"/>
     <w:pPr>
       <w:spacing w:after="0" w:line="240" w:lineRule="auto"/>
@@ -12558,7 +12546,6 @@
   <w:style w:type="table" w:styleId="60">
     <w:name w:val="Medium Shading 1 Accent 2"/>
     <w:basedOn w:val="12"/>
-    <w:qFormat/>
     <w:uiPriority w:val="63"/>
     <w:pPr>
       <w:spacing w:after="0" w:line="240" w:lineRule="auto"/>
@@ -15380,7 +15367,6 @@
   <w:style w:type="table" w:styleId="84">
     <w:name w:val="Medium List 2 Accent 5"/>
     <w:basedOn w:val="12"/>
-    <w:qFormat/>
     <w:uiPriority w:val="66"/>
     <w:pPr>
       <w:spacing w:after="0" w:line="240" w:lineRule="auto"/>
@@ -15504,7 +15490,6 @@
   <w:style w:type="table" w:styleId="85">
     <w:name w:val="Medium List 2 Accent 6"/>
     <w:basedOn w:val="12"/>
-    <w:qFormat/>
     <w:uiPriority w:val="66"/>
     <w:pPr>
       <w:spacing w:after="0" w:line="240" w:lineRule="auto"/>
@@ -15817,7 +15802,6 @@
   <w:style w:type="table" w:styleId="89">
     <w:name w:val="Medium Grid 1 Accent 3"/>
     <w:basedOn w:val="12"/>
-    <w:qFormat/>
     <w:uiPriority w:val="67"/>
     <w:pPr>
       <w:spacing w:after="0" w:line="240" w:lineRule="auto"/>
@@ -16490,7 +16474,6 @@
   <w:style w:type="table" w:styleId="96">
     <w:name w:val="Medium Grid 2 Accent 3"/>
     <w:basedOn w:val="12"/>
-    <w:qFormat/>
     <w:uiPriority w:val="68"/>
     <w:pPr>
       <w:spacing w:after="0" w:line="240" w:lineRule="auto"/>
@@ -17051,7 +17034,6 @@
   <w:style w:type="table" w:styleId="100">
     <w:name w:val="Medium Grid 3"/>
     <w:basedOn w:val="12"/>
-    <w:qFormat/>
     <w:uiPriority w:val="69"/>
     <w:pPr>
       <w:spacing w:after="0" w:line="240" w:lineRule="auto"/>
@@ -17354,7 +17336,6 @@
   <w:style w:type="table" w:styleId="102">
     <w:name w:val="Medium Grid 3 Accent 2"/>
     <w:basedOn w:val="12"/>
-    <w:qFormat/>
     <w:uiPriority w:val="69"/>
     <w:pPr>
       <w:spacing w:after="0" w:line="240" w:lineRule="auto"/>
@@ -21115,6 +21096,7 @@
     <w:name w:val="Footer Char"/>
     <w:basedOn w:val="11"/>
     <w:link w:val="18"/>
+    <w:qFormat/>
     <w:uiPriority w:val="99"/>
   </w:style>
   <w:style w:type="paragraph" w:styleId="137">
@@ -21135,6 +21117,7 @@
     <w:name w:val="Heading 1 Char"/>
     <w:basedOn w:val="11"/>
     <w:link w:val="2"/>
+    <w:qFormat/>
     <w:uiPriority w:val="9"/>
     <w:rPr>
       <w:rFonts w:asciiTheme="majorHAnsi" w:hAnsiTheme="majorHAnsi" w:eastAsiaTheme="majorEastAsia" w:cstheme="majorBidi"/>
@@ -21149,6 +21132,7 @@
     <w:name w:val="Heading 2 Char"/>
     <w:basedOn w:val="11"/>
     <w:link w:val="3"/>
+    <w:qFormat/>
     <w:uiPriority w:val="9"/>
     <w:rPr>
       <w:rFonts w:asciiTheme="majorHAnsi" w:hAnsiTheme="majorHAnsi" w:eastAsiaTheme="majorEastAsia" w:cstheme="majorBidi"/>
@@ -21186,6 +21170,7 @@
     <w:name w:val="Title Char"/>
     <w:basedOn w:val="11"/>
     <w:link w:val="36"/>
+    <w:qFormat/>
     <w:uiPriority w:val="10"/>
     <w:rPr>
       <w:rFonts w:asciiTheme="majorHAnsi" w:hAnsiTheme="majorHAnsi" w:eastAsiaTheme="majorEastAsia" w:cstheme="majorBidi"/>
@@ -21237,13 +21222,13 @@
     <w:name w:val="Body Text 2 Char"/>
     <w:basedOn w:val="11"/>
     <w:link w:val="14"/>
-    <w:qFormat/>
     <w:uiPriority w:val="99"/>
   </w:style>
   <w:style w:type="character" w:customStyle="1" w:styleId="146">
     <w:name w:val="Body Text 3 Char"/>
     <w:basedOn w:val="11"/>
     <w:link w:val="15"/>
+    <w:qFormat/>
     <w:uiPriority w:val="99"/>
     <w:rPr>
       <w:sz w:val="16"/>
@@ -21254,7 +21239,6 @@
     <w:name w:val="Macro Text Char"/>
     <w:basedOn w:val="11"/>
     <w:link w:val="32"/>
-    <w:qFormat/>
     <w:uiPriority w:val="99"/>
     <w:rPr>
       <w:rFonts w:ascii="Courier" w:hAnsi="Courier"/>
@@ -21284,7 +21268,6 @@
     <w:name w:val="Quote Char"/>
     <w:basedOn w:val="11"/>
     <w:link w:val="148"/>
-    <w:qFormat/>
     <w:uiPriority w:val="29"/>
     <w:rPr>
       <w:i/>
@@ -21302,7 +21285,6 @@
     <w:basedOn w:val="11"/>
     <w:link w:val="5"/>
     <w:semiHidden/>
-    <w:qFormat/>
     <w:uiPriority w:val="9"/>
     <w:rPr>
       <w:rFonts w:asciiTheme="majorHAnsi" w:hAnsiTheme="majorHAnsi" w:eastAsiaTheme="majorEastAsia" w:cstheme="majorBidi"/>
@@ -21347,7 +21329,6 @@
     <w:basedOn w:val="11"/>
     <w:link w:val="8"/>
     <w:semiHidden/>
-    <w:qFormat/>
     <w:uiPriority w:val="9"/>
     <w:rPr>
       <w:rFonts w:asciiTheme="majorHAnsi" w:hAnsiTheme="majorHAnsi" w:eastAsiaTheme="majorEastAsia" w:cstheme="majorBidi"/>
